--- a/Как делал.docx
+++ b/Как делал.docx
@@ -156,6 +156,7 @@
       <w:r>
         <w:rPr>
           <w:rFonts w:ascii="Times New Roman" w:eastAsia="Times New Roman" w:hAnsi="Times New Roman" w:cs="Times New Roman"/>
+          <w:noProof/>
           <w:sz w:val="24"/>
           <w:szCs w:val="24"/>
           <w:lang w:val="en-US" w:eastAsia="ru-RU"/>
@@ -291,9 +292,6 @@
       <w:pPr>
         <w:pStyle w:val="a3"/>
         <w:ind w:left="1080"/>
-        <w:rPr>
-          <w:lang w:val="en-US"/>
-        </w:rPr>
       </w:pPr>
       <w:r>
         <w:t xml:space="preserve">Проверил наличие </w:t>
@@ -323,6 +321,7 @@
       </w:pPr>
       <w:r>
         <w:rPr>
+          <w:noProof/>
           <w:lang w:val="en-US"/>
         </w:rPr>
         <w:drawing>
@@ -416,6 +415,9 @@
         <w:ind w:left="1080"/>
       </w:pPr>
       <w:r>
+        <w:rPr>
+          <w:noProof/>
+        </w:rPr>
         <w:lastRenderedPageBreak/>
         <w:drawing>
           <wp:inline distT="0" distB="0" distL="0" distR="0" wp14:anchorId="5F10A548" wp14:editId="1D3B1FD9">
@@ -481,6 +483,9 @@
         <w:ind w:left="1080"/>
       </w:pPr>
       <w:r>
+        <w:rPr>
+          <w:noProof/>
+        </w:rPr>
         <w:drawing>
           <wp:inline distT="0" distB="0" distL="0" distR="0" wp14:anchorId="3F71A395" wp14:editId="35C45C1D">
             <wp:extent cx="5940425" cy="3280410"/>
@@ -540,8 +545,75 @@
       <w:pPr>
         <w:pStyle w:val="a3"/>
         <w:ind w:left="1080"/>
-      </w:pPr>
-      <w:r>
+        <w:rPr>
+          <w:noProof/>
+        </w:rPr>
+      </w:pPr>
+    </w:p>
+    <w:p>
+      <w:pPr>
+        <w:pStyle w:val="a3"/>
+        <w:ind w:left="1080"/>
+        <w:rPr>
+          <w:noProof/>
+        </w:rPr>
+      </w:pPr>
+    </w:p>
+    <w:p>
+      <w:pPr>
+        <w:pStyle w:val="a3"/>
+        <w:ind w:left="1080"/>
+        <w:rPr>
+          <w:noProof/>
+        </w:rPr>
+      </w:pPr>
+    </w:p>
+    <w:p>
+      <w:pPr>
+        <w:pStyle w:val="a3"/>
+        <w:ind w:left="1080"/>
+        <w:rPr>
+          <w:noProof/>
+        </w:rPr>
+      </w:pPr>
+    </w:p>
+    <w:p>
+      <w:pPr>
+        <w:pStyle w:val="a3"/>
+        <w:ind w:left="1080"/>
+        <w:rPr>
+          <w:noProof/>
+        </w:rPr>
+      </w:pPr>
+    </w:p>
+    <w:p>
+      <w:pPr>
+        <w:pStyle w:val="a3"/>
+        <w:ind w:left="1080"/>
+        <w:rPr>
+          <w:noProof/>
+        </w:rPr>
+      </w:pPr>
+    </w:p>
+    <w:p>
+      <w:pPr>
+        <w:pStyle w:val="a3"/>
+        <w:ind w:left="1080"/>
+        <w:rPr>
+          <w:noProof/>
+        </w:rPr>
+      </w:pPr>
+    </w:p>
+    <w:p>
+      <w:pPr>
+        <w:rPr>
+          <w:noProof/>
+        </w:rPr>
+      </w:pPr>
+      <w:r>
+        <w:rPr>
+          <w:noProof/>
+        </w:rPr>
         <w:lastRenderedPageBreak/>
         <w:drawing>
           <wp:inline distT="0" distB="0" distL="0" distR="0" wp14:anchorId="634C64CC" wp14:editId="1B3BB4A4">
@@ -579,6 +651,192 @@
           </wp:inline>
         </w:drawing>
       </w:r>
+    </w:p>
+    <w:p>
+      <w:pPr>
+        <w:rPr>
+          <w:noProof/>
+        </w:rPr>
+      </w:pPr>
+    </w:p>
+    <w:p>
+      <w:pPr>
+        <w:pStyle w:val="a3"/>
+        <w:numPr>
+          <w:ilvl w:val="0"/>
+          <w:numId w:val="2"/>
+        </w:numPr>
+      </w:pPr>
+      <w:r>
+        <w:t>git init</w:t>
+      </w:r>
+    </w:p>
+    <w:p>
+      <w:pPr>
+        <w:pStyle w:val="a3"/>
+        <w:ind w:left="1080"/>
+        <w:rPr>
+          <w:lang w:val="en-US"/>
+        </w:rPr>
+      </w:pPr>
+      <w:r>
+        <w:rPr>
+          <w:lang w:val="en-US"/>
+        </w:rPr>
+        <w:t xml:space="preserve">git remote add origin </w:t>
+      </w:r>
+      <w:hyperlink r:id="rId10" w:history="1">
+        <w:r>
+          <w:rPr>
+            <w:rStyle w:val="a4"/>
+            <w:lang w:val="en-US"/>
+          </w:rPr>
+          <w:t>https://github.com/supernovaxdx-byte/fluffy-meme.git</w:t>
+        </w:r>
+      </w:hyperlink>
+    </w:p>
+    <w:p>
+      <w:pPr>
+        <w:pStyle w:val="a3"/>
+        <w:ind w:left="1080"/>
+        <w:rPr>
+          <w:lang w:val="en-US"/>
+        </w:rPr>
+      </w:pPr>
+      <w:r>
+        <w:rPr>
+          <w:lang w:val="en-US"/>
+        </w:rPr>
+        <w:t xml:space="preserve">git </w:t>
+      </w:r>
+      <w:proofErr w:type="gramStart"/>
+      <w:r>
+        <w:rPr>
+          <w:lang w:val="en-US"/>
+        </w:rPr>
+        <w:t>add .</w:t>
+      </w:r>
+      <w:proofErr w:type="gramEnd"/>
+    </w:p>
+    <w:p>
+      <w:pPr>
+        <w:pStyle w:val="a3"/>
+        <w:ind w:left="1080"/>
+        <w:rPr>
+          <w:lang w:val="en-US"/>
+        </w:rPr>
+      </w:pPr>
+      <w:r>
+        <w:rPr>
+          <w:lang w:val="en-US"/>
+        </w:rPr>
+        <w:t>git commit -m "Initial commit"</w:t>
+      </w:r>
+    </w:p>
+    <w:p>
+      <w:pPr>
+        <w:pStyle w:val="a3"/>
+        <w:ind w:left="1080"/>
+        <w:rPr>
+          <w:lang w:val="en-US"/>
+        </w:rPr>
+      </w:pPr>
+      <w:r>
+        <w:rPr>
+          <w:lang w:val="en-US"/>
+        </w:rPr>
+        <w:t>git push -u origin master</w:t>
+      </w:r>
+    </w:p>
+    <w:p>
+      <w:pPr>
+        <w:pStyle w:val="a3"/>
+        <w:ind w:left="1080"/>
+        <w:rPr>
+          <w:lang w:val="en-US"/>
+        </w:rPr>
+      </w:pPr>
+    </w:p>
+    <w:p>
+      <w:pPr>
+        <w:pStyle w:val="a3"/>
+        <w:numPr>
+          <w:ilvl w:val="0"/>
+          <w:numId w:val="2"/>
+        </w:numPr>
+        <w:rPr>
+          <w:lang w:val="en-US"/>
+        </w:rPr>
+      </w:pPr>
+      <w:hyperlink r:id="rId11" w:history="1">
+        <w:r>
+          <w:rPr>
+            <w:rStyle w:val="a4"/>
+            <w:lang w:val="en-US"/>
+          </w:rPr>
+          <w:t>http://localhost:9090</w:t>
+        </w:r>
+      </w:hyperlink>
+    </w:p>
+    <w:p>
+      <w:pPr>
+        <w:pStyle w:val="a3"/>
+        <w:ind w:left="1080"/>
+        <w:rPr>
+          <w:lang w:val="en-US"/>
+        </w:rPr>
+      </w:pPr>
+      <w:hyperlink r:id="rId12" w:history="1">
+        <w:r>
+          <w:rPr>
+            <w:rStyle w:val="a4"/>
+            <w:lang w:val="en-US"/>
+          </w:rPr>
+          <w:t>http://localhost:3000/</w:t>
+        </w:r>
+      </w:hyperlink>
+    </w:p>
+    <w:p>
+      <w:pPr>
+        <w:pStyle w:val="a3"/>
+        <w:ind w:left="1080"/>
+        <w:rPr>
+          <w:lang w:val="en-US"/>
+        </w:rPr>
+      </w:pPr>
+      <w:r>
+        <w:rPr>
+          <w:lang w:val="en-US"/>
+        </w:rPr>
+        <w:t>http://localhost:9090/targets</w:t>
+      </w:r>
+    </w:p>
+    <w:p>
+      <w:pPr>
+        <w:pStyle w:val="a3"/>
+        <w:ind w:left="1080"/>
+        <w:rPr>
+          <w:lang w:val="en-US"/>
+        </w:rPr>
+      </w:pPr>
+      <w:hyperlink r:id="rId13" w:history="1">
+        <w:r>
+          <w:rPr>
+            <w:rStyle w:val="a4"/>
+            <w:lang w:val="en-US"/>
+          </w:rPr>
+          <w:t>http://host.docker.internal:8099/actuator/prometheus</w:t>
+        </w:r>
+      </w:hyperlink>
+    </w:p>
+    <w:p>
+      <w:pPr>
+        <w:pStyle w:val="a3"/>
+        <w:ind w:left="1080"/>
+        <w:rPr>
+          <w:lang w:val="en-US"/>
+        </w:rPr>
+      </w:pPr>
     </w:p>
     <w:sectPr>
       <w:pgSz w:w="11906" w:h="16838"/>
@@ -1231,6 +1489,29 @@
       <w:contextualSpacing/>
     </w:pPr>
   </w:style>
+  <w:style w:type="character" w:styleId="a4">
+    <w:name w:val="Hyperlink"/>
+    <w:basedOn w:val="a0"/>
+    <w:uiPriority w:val="99"/>
+    <w:unhideWhenUsed/>
+    <w:rsid w:val="00BF13E9"/>
+    <w:rPr>
+      <w:color w:val="0563C1" w:themeColor="hyperlink"/>
+      <w:u w:val="single"/>
+    </w:rPr>
+  </w:style>
+  <w:style w:type="character" w:styleId="a5">
+    <w:name w:val="Unresolved Mention"/>
+    <w:basedOn w:val="a0"/>
+    <w:uiPriority w:val="99"/>
+    <w:semiHidden/>
+    <w:unhideWhenUsed/>
+    <w:rsid w:val="00BF13E9"/>
+    <w:rPr>
+      <w:color w:val="605E5C"/>
+      <w:shd w:val="clear" w:color="auto" w:fill="E1DFDD"/>
+    </w:rPr>
+  </w:style>
 </w:styles>
 </file>
 
